--- a/Fase 1/Evidencias Individuales/Araya_Sebastián_1.1_APT122_AutoevaluacionCompetenciasFase1.docx
+++ b/Fase 1/Evidencias Individuales/Araya_Sebastián_1.1_APT122_AutoevaluacionCompetenciasFase1.docx
@@ -1570,22 +1570,13 @@
             </w:pPr>
             <w:r>
               <w:rPr>
-                <w:rFonts w:ascii="Calibri" w:cs="Calibri" w:eastAsia="Calibri" w:hAnsi="Calibri"/>
                 <w:b w:val="0"/>
                 <w:bCs w:val="0"/>
-                <w:i w:val="0"/>
-                <w:iCs w:val="0"/>
-                <w:smallCaps w:val="0"/>
-                <w:strike w:val="0"/>
-                <w:color w:val="000000"/>
                 <w:sz w:val="24"/>
                 <w:szCs w:val="24"/>
-                <w:u w:val="none"/>
-                <w:shd w:fill="auto" w:val="clear"/>
-                <w:vertAlign w:val="baseline"/>
-                <w:rtl w:val="0"/>
-              </w:rPr>
-              <w:t xml:space="preserve">Escuela</w:t>
+                <w:rtl w:val="0"/>
+              </w:rPr>
+              <w:t xml:space="preserve">Escuela de Informática y Telecomunicaciones</w:t>
             </w:r>
             <w:r>
               <w:rPr>
@@ -2547,7 +2538,7 @@
                 <w:szCs w:val="18"/>
                 <w:rtl w:val="0"/>
               </w:rPr>
-              <w:t xml:space="preserve">Durante los diferentes semestres hemos tenido que presentar diferentes propuesta de solución a diferentes problemáticas pero siempre en un entorno controlado, por lo que me falta experiencia en casos reales</w:t>
+              <w:t xml:space="preserve">Durante los diferentes semestres hemos tenido que presentar diferentes propuestas de solución a diferentes problemáticas pero siempre en un entorno controlado, por lo que me falta experiencia en casos reales</w:t>
             </w:r>
           </w:p>
         </w:tc>
@@ -3171,7 +3162,7 @@
                 <w:szCs w:val="18"/>
                 <w:rtl w:val="0"/>
               </w:rPr>
-              <w:t xml:space="preserve">No logre comprender del todo los ramos asociados a esta competencia, el desarrollo de programas no es mi fuerte</w:t>
+              <w:t xml:space="preserve">No logré comprender del todo los ramos asociados a esta competencia, el desarrollo de programas no es mi fuerte</w:t>
             </w:r>
           </w:p>
         </w:tc>
@@ -4240,12 +4231,12 @@
               <wp:inline distB="0" distT="0" distL="0" distR="0">
                 <wp:extent cx="1996440" cy="428625"/>
                 <wp:effectExtent b="0" l="0" r="0" t="0"/>
-                <wp:docPr descr="http://www.duoc.cl/normasgraficas/normasgraficas/marca-duoc/6logo-fondo-transparente/fondo-transparente.png" id="34" name="image2.png"/>
+                <wp:docPr descr="http://www.duoc.cl/normasgraficas/normasgraficas/marca-duoc/6logo-fondo-transparente/fondo-transparente.png" id="34" name="image3.png"/>
                 <a:graphic>
                   <a:graphicData uri="http://schemas.openxmlformats.org/drawingml/2006/picture">
                     <pic:pic>
                       <pic:nvPicPr>
-                        <pic:cNvPr descr="http://www.duoc.cl/normasgraficas/normasgraficas/marca-duoc/6logo-fondo-transparente/fondo-transparente.png" id="0" name="image2.png"/>
+                        <pic:cNvPr descr="http://www.duoc.cl/normasgraficas/normasgraficas/marca-duoc/6logo-fondo-transparente/fondo-transparente.png" id="0" name="image3.png"/>
                         <pic:cNvPicPr preferRelativeResize="0"/>
                       </pic:nvPicPr>
                       <pic:blipFill>
@@ -4430,12 +4421,12 @@
               <wp:inline distB="0" distT="0" distL="0" distR="0">
                 <wp:extent cx="363448" cy="578253"/>
                 <wp:effectExtent b="0" l="0" r="0" t="0"/>
-                <wp:docPr id="36" name="image3.png"/>
+                <wp:docPr id="36" name="image2.png"/>
                 <a:graphic>
                   <a:graphicData uri="http://schemas.openxmlformats.org/drawingml/2006/picture">
                     <pic:pic>
                       <pic:nvPicPr>
-                        <pic:cNvPr id="0" name="image3.png"/>
+                        <pic:cNvPr id="0" name="image2.png"/>
                         <pic:cNvPicPr preferRelativeResize="0"/>
                       </pic:nvPicPr>
                       <pic:blipFill>
